--- a/flow/20230927_hours/drafts/2024-08-u/08.08.docx
+++ b/flow/20230927_hours/drafts/2024-08-u/08.08.docx
@@ -47,24 +47,17 @@
         <w:rPr>
           <w:rFonts w:ascii="Times New Roman" w:hAnsi="Times New Roman"/>
           <w:i/>
-          <w:color w:val="FF0000"/>
-          <w:sz w:val="24"/>
-        </w:rPr>
-        <w:t xml:space="preserve">Священик: </w:t>
-      </w:r>
-      <w:r>
-        <w:rPr>
-          <w:rFonts w:ascii="Times New Roman" w:hAnsi="Times New Roman"/>
-          <w:sz w:val="24"/>
-        </w:rPr>
-        <w:t xml:space="preserve">Благословенний Бог наш завжди, нині і повсякчас, і на віки </w:t>
-      </w:r>
-      <w:r>
-        <w:rPr>
-          <w:rFonts w:ascii="Times New Roman" w:hAnsi="Times New Roman"/>
-          <w:sz w:val="24"/>
-        </w:rPr>
-        <w:t>віків.</w:t>
+          <w:color w:val="FF4400"/>
+          <w:sz w:val="24"/>
+        </w:rPr>
+        <w:t>Священик:</w:t>
+      </w:r>
+      <w:r>
+        <w:rPr>
+          <w:rFonts w:ascii="Times New Roman" w:hAnsi="Times New Roman"/>
+          <w:sz w:val="24"/>
+        </w:rPr>
+        <w:t xml:space="preserve"> Благословенний Бог наш завжди, нині і повсякчас, і на віки віків.</w:t>
       </w:r>
     </w:p>
     <w:p>
@@ -2175,17 +2168,17 @@
         <w:rPr>
           <w:rFonts w:ascii="Times New Roman" w:hAnsi="Times New Roman"/>
           <w:i/>
-          <w:color w:val="FF0000"/>
-          <w:sz w:val="24"/>
-        </w:rPr>
-        <w:t xml:space="preserve">Священик: </w:t>
-      </w:r>
-      <w:r>
-        <w:rPr>
-          <w:rFonts w:ascii="Times New Roman" w:hAnsi="Times New Roman"/>
-          <w:sz w:val="24"/>
-        </w:rPr>
-        <w:t>Боже, змилуйся над нами і благослови нас; світлом лиця твого осяй нас і помилуй нас.</w:t>
+          <w:color w:val="FF4400"/>
+          <w:sz w:val="24"/>
+        </w:rPr>
+        <w:t>Священик:</w:t>
+      </w:r>
+      <w:r>
+        <w:rPr>
+          <w:rFonts w:ascii="Times New Roman" w:hAnsi="Times New Roman"/>
+          <w:sz w:val="24"/>
+        </w:rPr>
+        <w:t xml:space="preserve"> Боже, змилуйся над нами і благослови нас; світлом лиця твого осяй нас і помилуй нас.</w:t>
       </w:r>
     </w:p>
     <w:p>
@@ -2324,17 +2317,17 @@
         <w:rPr>
           <w:rFonts w:ascii="Times New Roman" w:hAnsi="Times New Roman"/>
           <w:i/>
-          <w:color w:val="FF0000"/>
-          <w:sz w:val="24"/>
-        </w:rPr>
-        <w:t xml:space="preserve">Священик: </w:t>
-      </w:r>
-      <w:r>
-        <w:rPr>
-          <w:rFonts w:ascii="Times New Roman" w:hAnsi="Times New Roman"/>
-          <w:sz w:val="24"/>
-        </w:rPr>
-        <w:t>Слава тобі, Христе Боже, надіє наша, слава тобі!</w:t>
+          <w:color w:val="FF4400"/>
+          <w:sz w:val="24"/>
+        </w:rPr>
+        <w:t>Священик:</w:t>
+      </w:r>
+      <w:r>
+        <w:rPr>
+          <w:rFonts w:ascii="Times New Roman" w:hAnsi="Times New Roman"/>
+          <w:sz w:val="24"/>
+        </w:rPr>
+        <w:t xml:space="preserve"> Слава тобі, Христе Боже, надіє наша, слава тобі!</w:t>
       </w:r>
     </w:p>
     <w:p>
@@ -2408,27 +2401,23 @@
     </w:p>
     <w:p>
       <w:pPr>
-        <w:spacing w:line="240" w:lineRule="auto"/>
-        <w:rPr>
-          <w:rFonts w:ascii="Times New Roman" w:hAnsi="Times New Roman"/>
-          <w:sz w:val="24"/>
-        </w:rPr>
-      </w:pPr>
-      <w:r>
-        <w:rPr>
-          <w:rFonts w:ascii="Times New Roman" w:hAnsi="Times New Roman"/>
-          <w:i/>
-          <w:color w:val="FF0000"/>
-          <w:sz w:val="24"/>
-        </w:rPr>
-        <w:t xml:space="preserve">Священик: </w:t>
-      </w:r>
-      <w:r>
-        <w:rPr>
-          <w:rFonts w:ascii="Times New Roman" w:hAnsi="Times New Roman"/>
-          <w:sz w:val="24"/>
-        </w:rPr>
-        <w:t>Христос, істинний Бог наш, молитвами пречистої своєї Матері, преподобних і богоносних отців наших, і всіх святих, помилує і спасе нас, як благий і чоловіколюбець.</w:t>
+        <w:spacing w:after="120"/>
+      </w:pPr>
+      <w:r>
+        <w:rPr>
+          <w:rFonts w:ascii="Times New Roman" w:hAnsi="Times New Roman"/>
+          <w:i/>
+          <w:color w:val="FF4400"/>
+          <w:sz w:val="24"/>
+        </w:rPr>
+        <w:t>Священик:</w:t>
+      </w:r>
+      <w:r>
+        <w:rPr>
+          <w:rFonts w:ascii="Times New Roman" w:hAnsi="Times New Roman"/>
+          <w:sz w:val="24"/>
+        </w:rPr>
+        <w:t xml:space="preserve"> Христос, істинний Бог наш, що на горі Таворській у славі переобразився перед святими Своїми учнями й апостолами - молитвами пречистої Своєї Матері, святих славних і всехвальних апостолів, святого Еміліяна, ісповідника, єпископа Кизицького, і всіх святих - помилує і спасе нас як благий і людинолюбний.</w:t>
       </w:r>
     </w:p>
     <w:p>
@@ -2518,24 +2507,17 @@
         <w:rPr>
           <w:rFonts w:ascii="Times New Roman" w:hAnsi="Times New Roman"/>
           <w:i/>
-          <w:color w:val="FF0000"/>
-          <w:sz w:val="24"/>
-        </w:rPr>
-        <w:t xml:space="preserve">Священик: </w:t>
-      </w:r>
-      <w:r>
-        <w:rPr>
-          <w:rFonts w:ascii="Times New Roman" w:hAnsi="Times New Roman"/>
-          <w:sz w:val="24"/>
-        </w:rPr>
-        <w:t xml:space="preserve">Благословенний Бог наш завжди, нині і повсякчас, і на віки </w:t>
-      </w:r>
-      <w:r>
-        <w:rPr>
-          <w:rFonts w:ascii="Times New Roman" w:hAnsi="Times New Roman"/>
-          <w:sz w:val="24"/>
-        </w:rPr>
-        <w:t>віків.</w:t>
+          <w:color w:val="FF4400"/>
+          <w:sz w:val="24"/>
+        </w:rPr>
+        <w:t>Священик:</w:t>
+      </w:r>
+      <w:r>
+        <w:rPr>
+          <w:rFonts w:ascii="Times New Roman" w:hAnsi="Times New Roman"/>
+          <w:sz w:val="24"/>
+        </w:rPr>
+        <w:t xml:space="preserve"> Благословенний Бог наш завжди, нині і повсякчас, і на віки віків.</w:t>
       </w:r>
     </w:p>
     <w:p>
@@ -5036,17 +5018,17 @@
         <w:rPr>
           <w:rFonts w:ascii="Times New Roman" w:hAnsi="Times New Roman"/>
           <w:i/>
-          <w:color w:val="FF0000"/>
-          <w:sz w:val="24"/>
-        </w:rPr>
-        <w:t xml:space="preserve">Священик: </w:t>
-      </w:r>
-      <w:r>
-        <w:rPr>
-          <w:rFonts w:ascii="Times New Roman" w:hAnsi="Times New Roman"/>
-          <w:sz w:val="24"/>
-        </w:rPr>
-        <w:t>Молитвами святих отців наших, Господи Ісусе Христе Сине Божий, помилуй нас.</w:t>
+          <w:color w:val="FF4400"/>
+          <w:sz w:val="24"/>
+        </w:rPr>
+        <w:t>Священик:</w:t>
+      </w:r>
+      <w:r>
+        <w:rPr>
+          <w:rFonts w:ascii="Times New Roman" w:hAnsi="Times New Roman"/>
+          <w:sz w:val="24"/>
+        </w:rPr>
+        <w:t xml:space="preserve"> Молитвами святих отців наших, Господи Ісусе Христе Сине Божий, помилуй нас.</w:t>
       </w:r>
     </w:p>
     <w:p>
@@ -5286,17 +5268,17 @@
         <w:rPr>
           <w:rFonts w:ascii="Times New Roman" w:hAnsi="Times New Roman"/>
           <w:i/>
-          <w:color w:val="FF0000"/>
-          <w:sz w:val="24"/>
-        </w:rPr>
-        <w:t xml:space="preserve">Священик: </w:t>
-      </w:r>
-      <w:r>
-        <w:rPr>
-          <w:rFonts w:ascii="Times New Roman" w:hAnsi="Times New Roman"/>
-          <w:sz w:val="24"/>
-        </w:rPr>
-        <w:t>Слава тобі, Христе Боже, надіє наша, слава тобі!</w:t>
+          <w:color w:val="FF4400"/>
+          <w:sz w:val="24"/>
+        </w:rPr>
+        <w:t>Священик:</w:t>
+      </w:r>
+      <w:r>
+        <w:rPr>
+          <w:rFonts w:ascii="Times New Roman" w:hAnsi="Times New Roman"/>
+          <w:sz w:val="24"/>
+        </w:rPr>
+        <w:t xml:space="preserve"> Слава тобі, Христе Боже, надіє наша, слава тобі!</w:t>
       </w:r>
     </w:p>
     <w:p>
@@ -5370,27 +5352,23 @@
     </w:p>
     <w:p>
       <w:pPr>
-        <w:spacing w:line="240" w:lineRule="auto"/>
-        <w:rPr>
-          <w:rFonts w:ascii="Times New Roman" w:hAnsi="Times New Roman"/>
-          <w:sz w:val="24"/>
-        </w:rPr>
-      </w:pPr>
-      <w:r>
-        <w:rPr>
-          <w:rFonts w:ascii="Times New Roman" w:hAnsi="Times New Roman"/>
-          <w:i/>
-          <w:color w:val="FF0000"/>
-          <w:sz w:val="24"/>
-        </w:rPr>
-        <w:t xml:space="preserve">Священик: </w:t>
-      </w:r>
-      <w:r>
-        <w:rPr>
-          <w:rFonts w:ascii="Times New Roman" w:hAnsi="Times New Roman"/>
-          <w:sz w:val="24"/>
-        </w:rPr>
-        <w:t>Христос, істинний Бог наш, молитвами пречистої своєї Матері, преподобних і богоносних отців наших, і всіх святих, помилує і спасе нас, як благий і чоловіколюбець.</w:t>
+        <w:spacing w:after="120"/>
+      </w:pPr>
+      <w:r>
+        <w:rPr>
+          <w:rFonts w:ascii="Times New Roman" w:hAnsi="Times New Roman"/>
+          <w:i/>
+          <w:color w:val="FF4400"/>
+          <w:sz w:val="24"/>
+        </w:rPr>
+        <w:t>Священик:</w:t>
+      </w:r>
+      <w:r>
+        <w:rPr>
+          <w:rFonts w:ascii="Times New Roman" w:hAnsi="Times New Roman"/>
+          <w:sz w:val="24"/>
+        </w:rPr>
+        <w:t xml:space="preserve"> Христос, істинний Бог наш, що на горі Таворській у славі переобразився перед святими Своїми учнями й апостолами - молитвами пречистої Своєї Матері, святих славних і всехвальних апостолів, святого Еміліяна, ісповідника, єпископа Кизицького, і всіх святих - помилує і спасе нас як благий і людинолюбний.</w:t>
       </w:r>
     </w:p>
     <w:p>
@@ -5480,24 +5458,17 @@
         <w:rPr>
           <w:rFonts w:ascii="Times New Roman" w:hAnsi="Times New Roman"/>
           <w:i/>
-          <w:color w:val="FF0000"/>
-          <w:sz w:val="24"/>
-        </w:rPr>
-        <w:t xml:space="preserve">Священик: </w:t>
-      </w:r>
-      <w:r>
-        <w:rPr>
-          <w:rFonts w:ascii="Times New Roman" w:hAnsi="Times New Roman"/>
-          <w:sz w:val="24"/>
-        </w:rPr>
-        <w:t xml:space="preserve">Благословенний Бог наш завжди, нині і повсякчас, і на віки </w:t>
-      </w:r>
-      <w:r>
-        <w:rPr>
-          <w:rFonts w:ascii="Times New Roman" w:hAnsi="Times New Roman"/>
-          <w:sz w:val="24"/>
-        </w:rPr>
-        <w:t>віків.</w:t>
+          <w:color w:val="FF4400"/>
+          <w:sz w:val="24"/>
+        </w:rPr>
+        <w:t>Священик:</w:t>
+      </w:r>
+      <w:r>
+        <w:rPr>
+          <w:rFonts w:ascii="Times New Roman" w:hAnsi="Times New Roman"/>
+          <w:sz w:val="24"/>
+        </w:rPr>
+        <w:t xml:space="preserve"> Благословенний Бог наш завжди, нині і повсякчас, і на віки віків.</w:t>
       </w:r>
     </w:p>
     <w:p>
@@ -7762,17 +7733,17 @@
         <w:rPr>
           <w:rFonts w:ascii="Times New Roman" w:hAnsi="Times New Roman"/>
           <w:i/>
-          <w:color w:val="FF0000"/>
-          <w:sz w:val="24"/>
-        </w:rPr>
-        <w:t xml:space="preserve">Священик: </w:t>
-      </w:r>
-      <w:r>
-        <w:rPr>
-          <w:rFonts w:ascii="Times New Roman" w:hAnsi="Times New Roman"/>
-          <w:sz w:val="24"/>
-        </w:rPr>
-        <w:t>Молитвами святих отців наших, Господи Ісусе Христе Сину Божий, помилуй нас.</w:t>
+          <w:color w:val="FF4400"/>
+          <w:sz w:val="24"/>
+        </w:rPr>
+        <w:t>Священик:</w:t>
+      </w:r>
+      <w:r>
+        <w:rPr>
+          <w:rFonts w:ascii="Times New Roman" w:hAnsi="Times New Roman"/>
+          <w:sz w:val="24"/>
+        </w:rPr>
+        <w:t xml:space="preserve"> Молитвами святих отців наших, Господи Ісусе Христе Сину Божий, помилуй нас.</w:t>
       </w:r>
     </w:p>
     <w:p>
@@ -7942,17 +7913,17 @@
         <w:rPr>
           <w:rFonts w:ascii="Times New Roman" w:hAnsi="Times New Roman"/>
           <w:i/>
-          <w:color w:val="FF0000"/>
-          <w:sz w:val="24"/>
-        </w:rPr>
-        <w:t xml:space="preserve">Священик: </w:t>
-      </w:r>
-      <w:r>
-        <w:rPr>
-          <w:rFonts w:ascii="Times New Roman" w:hAnsi="Times New Roman"/>
-          <w:sz w:val="24"/>
-        </w:rPr>
-        <w:t>Слава тобі, Христе Боже, надіє наша, слава тобі!</w:t>
+          <w:color w:val="FF4400"/>
+          <w:sz w:val="24"/>
+        </w:rPr>
+        <w:t>Священик:</w:t>
+      </w:r>
+      <w:r>
+        <w:rPr>
+          <w:rFonts w:ascii="Times New Roman" w:hAnsi="Times New Roman"/>
+          <w:sz w:val="24"/>
+        </w:rPr>
+        <w:t xml:space="preserve"> Слава тобі, Христе Боже, надіє наша, слава тобі!</w:t>
       </w:r>
     </w:p>
     <w:p>
@@ -8012,27 +7983,23 @@
     </w:p>
     <w:p>
       <w:pPr>
-        <w:spacing w:line="240" w:lineRule="auto"/>
-        <w:rPr>
-          <w:rFonts w:ascii="Times New Roman" w:hAnsi="Times New Roman"/>
-          <w:sz w:val="24"/>
-        </w:rPr>
-      </w:pPr>
-      <w:r>
-        <w:rPr>
-          <w:rFonts w:ascii="Times New Roman" w:hAnsi="Times New Roman"/>
-          <w:i/>
-          <w:color w:val="FF0000"/>
-          <w:sz w:val="24"/>
-        </w:rPr>
-        <w:t xml:space="preserve">Священик: </w:t>
-      </w:r>
-      <w:r>
-        <w:rPr>
-          <w:rFonts w:ascii="Times New Roman" w:hAnsi="Times New Roman"/>
-          <w:sz w:val="24"/>
-        </w:rPr>
-        <w:t>Христос, істинний Бог наш, молитвами пречистої своєї Матері, преподобних і богоносних отців наших, і всіх святих, помилує і спасе нас, як благий і чоловіколюбець.</w:t>
+        <w:spacing w:after="120"/>
+      </w:pPr>
+      <w:r>
+        <w:rPr>
+          <w:rFonts w:ascii="Times New Roman" w:hAnsi="Times New Roman"/>
+          <w:i/>
+          <w:color w:val="FF4400"/>
+          <w:sz w:val="24"/>
+        </w:rPr>
+        <w:t>Священик:</w:t>
+      </w:r>
+      <w:r>
+        <w:rPr>
+          <w:rFonts w:ascii="Times New Roman" w:hAnsi="Times New Roman"/>
+          <w:sz w:val="24"/>
+        </w:rPr>
+        <w:t xml:space="preserve"> Христос, істинний Бог наш, що на горі Таворській у славі переобразився перед святими Своїми учнями й апостолами - молитвами пречистої Своєї Матері, святих славних і всехвальних апостолів, святого Еміліяна, ісповідника, єпископа Кизицького, і всіх святих - помилує і спасе нас як благий і людинолюбний.</w:t>
       </w:r>
     </w:p>
     <w:p>
@@ -8122,7 +8089,7 @@
         <w:rPr>
           <w:rFonts w:ascii="Times New Roman" w:hAnsi="Times New Roman"/>
           <w:i/>
-          <w:color w:val="FF0000"/>
+          <w:color w:val="FF4400"/>
           <w:sz w:val="24"/>
         </w:rPr>
         <w:t>Священик:</w:t>
@@ -8132,14 +8099,7 @@
           <w:rFonts w:ascii="Times New Roman" w:hAnsi="Times New Roman"/>
           <w:sz w:val="24"/>
         </w:rPr>
-        <w:t xml:space="preserve"> Благословенний Бог наш завжди, нині і повсякчас, і на віки </w:t>
-      </w:r>
-      <w:r>
-        <w:rPr>
-          <w:rFonts w:ascii="Times New Roman" w:hAnsi="Times New Roman"/>
-          <w:sz w:val="24"/>
-        </w:rPr>
-        <w:t>віків.</w:t>
+        <w:t xml:space="preserve"> Благословенний Бог наш завжди, нині і повсякчас, і на віки віків.</w:t>
       </w:r>
     </w:p>
     <w:p>
@@ -10204,17 +10164,17 @@
         <w:rPr>
           <w:rFonts w:ascii="Times New Roman" w:hAnsi="Times New Roman"/>
           <w:i/>
-          <w:color w:val="FF0000"/>
-          <w:sz w:val="24"/>
-        </w:rPr>
-        <w:t xml:space="preserve">Священик: </w:t>
-      </w:r>
-      <w:r>
-        <w:rPr>
-          <w:rFonts w:ascii="Times New Roman" w:hAnsi="Times New Roman"/>
-          <w:sz w:val="24"/>
-        </w:rPr>
-        <w:t>Боже, змилуйся над нами і благослови нас; світлом лиця твого осяй нас і помилуй нас.</w:t>
+          <w:color w:val="FF4400"/>
+          <w:sz w:val="24"/>
+        </w:rPr>
+        <w:t>Священик:</w:t>
+      </w:r>
+      <w:r>
+        <w:rPr>
+          <w:rFonts w:ascii="Times New Roman" w:hAnsi="Times New Roman"/>
+          <w:sz w:val="24"/>
+        </w:rPr>
+        <w:t xml:space="preserve"> Боже, змилуйся над нами і благослови нас; світлом лиця твого осяй нас і помилуй нас.</w:t>
       </w:r>
     </w:p>
     <w:p>
@@ -10379,17 +10339,17 @@
         <w:rPr>
           <w:rFonts w:ascii="Times New Roman" w:hAnsi="Times New Roman"/>
           <w:i/>
-          <w:color w:val="FF0000"/>
-          <w:sz w:val="24"/>
-        </w:rPr>
-        <w:t xml:space="preserve">Священик: </w:t>
-      </w:r>
-      <w:r>
-        <w:rPr>
-          <w:rFonts w:ascii="Times New Roman" w:hAnsi="Times New Roman"/>
-          <w:sz w:val="24"/>
-        </w:rPr>
-        <w:t>Слава тобі, Христе Боже, надіє наша, слава тобі!</w:t>
+          <w:color w:val="FF4400"/>
+          <w:sz w:val="24"/>
+        </w:rPr>
+        <w:t>Священик:</w:t>
+      </w:r>
+      <w:r>
+        <w:rPr>
+          <w:rFonts w:ascii="Times New Roman" w:hAnsi="Times New Roman"/>
+          <w:sz w:val="24"/>
+        </w:rPr>
+        <w:t xml:space="preserve"> Слава тобі, Христе Боже, надіє наша, слава тобі!</w:t>
       </w:r>
     </w:p>
     <w:p>
@@ -10449,17 +10409,13 @@
     </w:p>
     <w:p>
       <w:pPr>
-        <w:spacing w:line="240" w:lineRule="auto"/>
-        <w:rPr>
-          <w:rFonts w:ascii="Times New Roman" w:hAnsi="Times New Roman"/>
-          <w:sz w:val="24"/>
-        </w:rPr>
-      </w:pPr>
-      <w:r>
-        <w:rPr>
-          <w:rFonts w:ascii="Times New Roman" w:hAnsi="Times New Roman"/>
-          <w:i/>
-          <w:color w:val="FF0000"/>
+        <w:spacing w:after="120"/>
+      </w:pPr>
+      <w:r>
+        <w:rPr>
+          <w:rFonts w:ascii="Times New Roman" w:hAnsi="Times New Roman"/>
+          <w:i/>
+          <w:color w:val="FF4400"/>
           <w:sz w:val="24"/>
         </w:rPr>
         <w:t>Священик:</w:t>
@@ -10469,7 +10425,7 @@
           <w:rFonts w:ascii="Times New Roman" w:hAnsi="Times New Roman"/>
           <w:sz w:val="24"/>
         </w:rPr>
-        <w:t xml:space="preserve"> Христос, істинний Бог наш, молитвами пречистої своєї Матері, преподобних і богоносних отців наших, і всіх святих, помилує і спасе нас, як благий і чоловіколюбець.</w:t>
+        <w:t xml:space="preserve"> Христос, істинний Бог наш, що на горі Таворській у славі переобразився перед святими Своїми учнями й апостолами - молитвами пречистої Своєї Матері, святих славних і всехвальних апостолів, святого Еміліяна, ісповідника, єпископа Кизицького, і всіх святих - помилує і спасе нас як благий і людинолюбний.</w:t>
       </w:r>
     </w:p>
     <w:p>
